--- a/Немного про матриархат и У Цзэтянь.docx
+++ b/Немного про матриархат и У Цзэтянь.docx
@@ -135,7 +135,26 @@
           <w:sz w:val="24"/>
           <w:szCs w:val="24"/>
         </w:rPr>
-        <w:t>настоящая власть всегда принадлежала тем, кому природа дала возможность создавать новую жизнь и, как следствие, осуществлять отбор тех, чьи гены будут передаваться биологическому виду и выживать, а чьи - нет. Замечу сразу: этим я не говорю о необходимости каждой женщине рожать. Наличие возможности к созданию новой жизни не означает, что ее непременно нужно использовать, однако эта возможность подчеркивает природную власть мужчины над женщиной и биологическое превосходство женского пола.</w:t>
+        <w:t xml:space="preserve">настоящая власть всегда принадлежала тем, кому природа дала возможность создавать новую жизнь и, как следствие, осуществлять отбор тех, чьи гены будут передаваться биологическому виду и выживать, а чьи - нет. Замечу сразу: этим я не говорю о необходимости каждой женщине рожать. Наличие возможности к созданию новой жизни не означает, что ее непременно нужно использовать, однако эта возможность подчеркивает природную власть </w:t>
+      </w:r>
+      <w:r>
+        <w:rPr>
+          <w:rFonts w:hint="default" w:ascii="Bookman Old Style" w:hAnsi="Bookman Old Style" w:eastAsia="Bookman Old Style" w:cs="Bookman Old Style"/>
+          <w:sz w:val="24"/>
+          <w:szCs w:val="24"/>
+          <w:lang w:val="ru-RU"/>
+        </w:rPr>
+        <w:t>женщины над мужчиной</w:t>
+      </w:r>
+      <w:bookmarkStart w:id="0" w:name="_GoBack"/>
+      <w:bookmarkEnd w:id="0"/>
+      <w:r>
+        <w:rPr>
+          <w:rFonts w:hint="default" w:ascii="Bookman Old Style" w:hAnsi="Bookman Old Style" w:eastAsia="Bookman Old Style" w:cs="Bookman Old Style"/>
+          <w:sz w:val="24"/>
+          <w:szCs w:val="24"/>
+        </w:rPr>
+        <w:t xml:space="preserve"> и биологическое превосходство женского пола.</w:t>
       </w:r>
     </w:p>
     <w:p>
@@ -618,7 +637,7 @@
         <w:widowControl/>
         <w:numPr>
           <w:ilvl w:val="0"/>
-          <w:numId w:val="1"/>
+          <w:numId w:val="0"/>
         </w:numPr>
         <w:suppressLineNumbers w:val="0"/>
         <w:pBdr>
@@ -627,13 +646,13 @@
           <w:bottom w:val="none" w:color="auto" w:sz="0" w:space="0"/>
           <w:right w:val="none" w:color="auto" w:sz="0" w:space="0"/>
         </w:pBdr>
+        <w:ind w:right="0" w:rightChars="0"/>
         <w:rPr>
           <w:rFonts w:hint="default" w:ascii="Bookman Old Style" w:hAnsi="Bookman Old Style" w:eastAsia="SimSun" w:cs="Bookman Old Style"/>
           <w:b w:val="0"/>
           <w:bCs w:val="0"/>
           <w:sz w:val="24"/>
           <w:szCs w:val="24"/>
-          <w:bdr w:val="none" w:color="auto" w:sz="0" w:space="0"/>
         </w:rPr>
       </w:pPr>
       <w:r>
@@ -641,7 +660,6 @@
           <w:rFonts w:hint="default" w:ascii="Bookman Old Style" w:hAnsi="Bookman Old Style" w:eastAsia="Bookman Old Style" w:cs="Bookman Old Style"/>
           <w:sz w:val="24"/>
           <w:szCs w:val="24"/>
-          <w:bdr w:val="none" w:color="auto" w:sz="0" w:space="0"/>
         </w:rPr>
         <w:t>Общий итог: мужчина - это не субъект, который берет</w:t>
       </w:r>
@@ -650,7 +668,6 @@
           <w:rFonts w:hint="default" w:ascii="Bookman Old Style" w:hAnsi="Bookman Old Style" w:eastAsia="SimSun" w:cs="Bookman Old Style"/>
           <w:sz w:val="24"/>
           <w:szCs w:val="24"/>
-          <w:bdr w:val="none" w:color="auto" w:sz="0" w:space="0"/>
         </w:rPr>
         <w:t xml:space="preserve"> </w:t>
       </w:r>
@@ -659,7 +676,6 @@
           <w:rFonts w:hint="default" w:ascii="Bookman Old Style" w:hAnsi="Bookman Old Style" w:eastAsia="Bookman Old Style" w:cs="Bookman Old Style"/>
           <w:sz w:val="24"/>
           <w:szCs w:val="24"/>
-          <w:bdr w:val="none" w:color="auto" w:sz="0" w:space="0"/>
         </w:rPr>
         <w:t>и владеет</w:t>
       </w:r>
@@ -668,7 +684,6 @@
           <w:rFonts w:hint="default" w:ascii="Bookman Old Style" w:hAnsi="Bookman Old Style" w:eastAsia="SimSun" w:cs="Bookman Old Style"/>
           <w:sz w:val="24"/>
           <w:szCs w:val="24"/>
-          <w:bdr w:val="none" w:color="auto" w:sz="0" w:space="0"/>
         </w:rPr>
         <w:t>. Это объект, который должен заслужить право быть взятым (желание быть взятым у него заложено природой. Сколько бы не отрицали это маскулисты и инцелы, вся жизнь мужчины даже в патриархате крутится вокруг возможности быть взятым женщиной, просто порабощая женщин и вынуждая нас соглашаться на самый минимум они упрощают себе работу.)</w:t>
       </w:r>
@@ -677,7 +692,6 @@
           <w:rFonts w:hint="default" w:ascii="Bookman Old Style" w:hAnsi="Bookman Old Style" w:eastAsia="SimSun" w:cs="Bookman Old Style"/>
           <w:sz w:val="24"/>
           <w:szCs w:val="24"/>
-          <w:bdr w:val="none" w:color="auto" w:sz="0" w:space="0"/>
         </w:rPr>
         <w:br w:type="textWrapping"/>
       </w:r>
@@ -686,7 +700,6 @@
           <w:rFonts w:hint="default" w:ascii="Bookman Old Style" w:hAnsi="Bookman Old Style" w:eastAsia="Bookman Old Style" w:cs="Bookman Old Style"/>
           <w:sz w:val="24"/>
           <w:szCs w:val="24"/>
-          <w:bdr w:val="none" w:color="auto" w:sz="0" w:space="0"/>
         </w:rPr>
         <w:t>Да, у женщин нет инстинктов, как у самок животных, но это не значит, что гетеросексуальные женщины должны не быть избирательными в выборе партнера.</w:t>
       </w:r>
@@ -695,7 +708,6 @@
           <w:rFonts w:hint="default" w:ascii="Bookman Old Style" w:hAnsi="Bookman Old Style" w:eastAsia="SimSun" w:cs="Bookman Old Style"/>
           <w:sz w:val="24"/>
           <w:szCs w:val="24"/>
-          <w:bdr w:val="none" w:color="auto" w:sz="0" w:space="0"/>
         </w:rPr>
         <w:t xml:space="preserve"> </w:t>
       </w:r>
@@ -704,7 +716,6 @@
           <w:rFonts w:hint="default" w:ascii="Bookman Old Style" w:hAnsi="Bookman Old Style" w:eastAsia="Bookman Old Style" w:cs="Bookman Old Style"/>
           <w:sz w:val="24"/>
           <w:szCs w:val="24"/>
-          <w:bdr w:val="none" w:color="auto" w:sz="0" w:space="0"/>
         </w:rPr>
         <w:t>Гетеросексуальные женщины</w:t>
       </w:r>
@@ -713,7 +724,6 @@
           <w:rFonts w:hint="default" w:ascii="Bookman Old Style" w:hAnsi="Bookman Old Style" w:eastAsia="SimSun" w:cs="Bookman Old Style"/>
           <w:sz w:val="24"/>
           <w:szCs w:val="24"/>
-          <w:bdr w:val="none" w:color="auto" w:sz="0" w:space="0"/>
         </w:rPr>
         <w:t xml:space="preserve"> (а также гомосексуальные или асексуальные женщины, ведь они тоже могут пользоваться ресурсами мужчин!), особенно те, которые хотят иметь детей, должны решиться и взять на себя ответственность по укрощению и сломлению мужского эго во имя всего нашего биологического вида. А укрощать мужское эго лучше всего так, как императрица У Цзэтянь, по легенде, укрощала дикого коня. Четырнадцатилетняя девочка, она сказала, что </w:t>
       </w:r>
@@ -725,7 +735,6 @@
           <w:bCs w:val="0"/>
           <w:sz w:val="24"/>
           <w:szCs w:val="24"/>
-          <w:bdr w:val="none" w:color="auto" w:sz="0" w:space="0"/>
         </w:rPr>
         <w:t>для этого ей понадобятся три вещи: плеть, молоток и кинжал</w:t>
       </w:r>
@@ -736,7 +745,6 @@
           <w:bCs w:val="0"/>
           <w:sz w:val="24"/>
           <w:szCs w:val="24"/>
-          <w:bdr w:val="none" w:color="auto" w:sz="0" w:space="0"/>
         </w:rPr>
         <w:t xml:space="preserve">. </w:t>
       </w:r>
@@ -747,7 +755,6 @@
           <w:bCs w:val="0"/>
           <w:sz w:val="24"/>
           <w:szCs w:val="24"/>
-          <w:bdr w:val="none" w:color="auto" w:sz="0" w:space="0"/>
         </w:rPr>
         <w:t>Сначала она будет нещадно стегать коня</w:t>
       </w:r>
@@ -758,7 +765,6 @@
           <w:bCs w:val="0"/>
           <w:sz w:val="24"/>
           <w:szCs w:val="24"/>
-          <w:bdr w:val="none" w:color="auto" w:sz="0" w:space="0"/>
         </w:rPr>
         <w:t xml:space="preserve"> </w:t>
       </w:r>
@@ -769,7 +775,6 @@
           <w:bCs w:val="0"/>
           <w:sz w:val="24"/>
           <w:szCs w:val="24"/>
-          <w:bdr w:val="none" w:color="auto" w:sz="0" w:space="0"/>
         </w:rPr>
         <w:t>плетью</w:t>
       </w:r>
@@ -780,7 +785,6 @@
           <w:bCs w:val="0"/>
           <w:sz w:val="24"/>
           <w:szCs w:val="24"/>
-          <w:bdr w:val="none" w:color="auto" w:sz="0" w:space="0"/>
         </w:rPr>
         <w:t xml:space="preserve">, чтобы заставить его подчиниться. </w:t>
       </w:r>
@@ -791,7 +795,6 @@
           <w:bCs w:val="0"/>
           <w:sz w:val="24"/>
           <w:szCs w:val="24"/>
-          <w:bdr w:val="none" w:color="auto" w:sz="0" w:space="0"/>
         </w:rPr>
         <w:t>Если плеть не поможет, она ударит животное молотком по голове, чтобы сломить его волю.</w:t>
       </w:r>
@@ -802,7 +805,6 @@
           <w:bCs w:val="0"/>
           <w:sz w:val="24"/>
           <w:szCs w:val="24"/>
-          <w:bdr w:val="none" w:color="auto" w:sz="0" w:space="0"/>
         </w:rPr>
         <w:t xml:space="preserve"> </w:t>
       </w:r>
@@ -813,7 +815,6 @@
           <w:bCs w:val="0"/>
           <w:sz w:val="24"/>
           <w:szCs w:val="24"/>
-          <w:bdr w:val="none" w:color="auto" w:sz="0" w:space="0"/>
         </w:rPr>
         <w:t>Если же конь и после этого продолжит бунтовать, она просто перережет ему горло</w:t>
       </w:r>
@@ -824,7 +825,6 @@
           <w:bCs w:val="0"/>
           <w:sz w:val="24"/>
           <w:szCs w:val="24"/>
-          <w:bdr w:val="none" w:color="auto" w:sz="0" w:space="0"/>
         </w:rPr>
         <w:t xml:space="preserve">. Возьмите эту историю на вооружение, но не поступайте так с животными, поступайте так с мужчинами. Метафорически или прямо - решайте сами, хихи. </w:t>
       </w:r>
@@ -835,7 +835,6 @@
           <w:bCs w:val="0"/>
           <w:sz w:val="24"/>
           <w:szCs w:val="24"/>
-          <w:bdr w:val="none" w:color="auto" w:sz="0" w:space="0"/>
         </w:rPr>
         <w:t xml:space="preserve">Пусть они конкурируют. Пусть они доказывают. А мы будем смотреть, оценивать и решать, достоин ли конкретный экземпляр нашего внимания, нашего времени и нашей близости. </w:t>
       </w:r>
@@ -874,127 +873,6 @@
 </w:footnotes>
 </file>
 
-<file path=word/numbering.xml><?xml version="1.0" encoding="utf-8"?>
-<w:numbering xmlns:wpc="http://schemas.microsoft.com/office/word/2010/wordprocessingCanvas" xmlns:mc="http://schemas.openxmlformats.org/markup-compatibility/2006" xmlns:o="urn:schemas-microsoft-com:office:office" xmlns:r="http://schemas.openxmlformats.org/officeDocument/2006/relationships" xmlns:m="http://schemas.openxmlformats.org/officeDocument/2006/math" xmlns:v="urn:schemas-microsoft-com:vml" xmlns:wp14="http://schemas.microsoft.com/office/word/2010/wordprocessingDrawing" xmlns:wp="http://schemas.openxmlformats.org/drawingml/2006/wordprocessingDrawing" xmlns:w10="urn:schemas-microsoft-com:office:word" xmlns:w="http://schemas.openxmlformats.org/wordprocessingml/2006/main" xmlns:w14="http://schemas.microsoft.com/office/word/2010/wordml" xmlns:wpg="http://schemas.microsoft.com/office/word/2010/wordprocessingGroup" xmlns:wpi="http://schemas.microsoft.com/office/word/2010/wordprocessingInk" xmlns:wne="http://schemas.microsoft.com/office/word/2006/wordml" xmlns:wps="http://schemas.microsoft.com/office/word/2010/wordprocessingShape" xmlns:wpsCustomData="http://www.wps.cn/officeDocument/2013/wpsCustomData" mc:Ignorable="w14 wp14">
-  <w:abstractNum w:abstractNumId="0">
-    <w:nsid w:val="7D6D4F72"/>
-    <w:multiLevelType w:val="multilevel"/>
-    <w:tmpl w:val="7D6D4F72"/>
-    <w:lvl w:ilvl="0" w:tentative="0">
-      <w:start w:val="1"/>
-      <w:numFmt w:val="decimal"/>
-      <w:lvlText w:val="%1."/>
-      <w:lvlJc w:val="left"/>
-      <w:pPr>
-        <w:ind w:left="720"/>
-      </w:pPr>
-      <w:rPr>
-        <w:rFonts w:hint="default" w:ascii="Times New Roman" w:hAnsi="Times New Roman" w:cs="Times New Roman"/>
-      </w:rPr>
-    </w:lvl>
-    <w:lvl w:ilvl="1" w:tentative="0">
-      <w:start w:val="1"/>
-      <w:numFmt w:val="decimal"/>
-      <w:lvlText w:val="%2."/>
-      <w:lvlJc w:val="left"/>
-      <w:pPr>
-        <w:ind w:left="1440"/>
-      </w:pPr>
-      <w:rPr>
-        <w:rFonts w:hint="default" w:ascii="Times New Roman" w:hAnsi="Times New Roman" w:cs="Times New Roman"/>
-      </w:rPr>
-    </w:lvl>
-    <w:lvl w:ilvl="2" w:tentative="0">
-      <w:start w:val="1"/>
-      <w:numFmt w:val="decimal"/>
-      <w:lvlText w:val="%3."/>
-      <w:lvlJc w:val="left"/>
-      <w:pPr>
-        <w:ind w:left="2160"/>
-      </w:pPr>
-      <w:rPr>
-        <w:rFonts w:hint="default" w:ascii="Times New Roman" w:hAnsi="Times New Roman" w:cs="Times New Roman"/>
-      </w:rPr>
-    </w:lvl>
-    <w:lvl w:ilvl="3" w:tentative="0">
-      <w:start w:val="1"/>
-      <w:numFmt w:val="decimal"/>
-      <w:lvlText w:val="%4."/>
-      <w:lvlJc w:val="left"/>
-      <w:pPr>
-        <w:ind w:left="2880"/>
-      </w:pPr>
-      <w:rPr>
-        <w:rFonts w:hint="default" w:ascii="Times New Roman" w:hAnsi="Times New Roman" w:cs="Times New Roman"/>
-      </w:rPr>
-    </w:lvl>
-    <w:lvl w:ilvl="4" w:tentative="0">
-      <w:start w:val="1"/>
-      <w:numFmt w:val="decimal"/>
-      <w:lvlText w:val="%5."/>
-      <w:lvlJc w:val="left"/>
-      <w:pPr>
-        <w:ind w:left="3600"/>
-      </w:pPr>
-      <w:rPr>
-        <w:rFonts w:hint="default" w:ascii="Times New Roman" w:hAnsi="Times New Roman" w:cs="Times New Roman"/>
-      </w:rPr>
-    </w:lvl>
-    <w:lvl w:ilvl="5" w:tentative="0">
-      <w:start w:val="1"/>
-      <w:numFmt w:val="decimal"/>
-      <w:lvlText w:val="%6."/>
-      <w:lvlJc w:val="left"/>
-      <w:pPr>
-        <w:ind w:left="4320"/>
-      </w:pPr>
-      <w:rPr>
-        <w:rFonts w:hint="default" w:ascii="Times New Roman" w:hAnsi="Times New Roman" w:cs="Times New Roman"/>
-      </w:rPr>
-    </w:lvl>
-    <w:lvl w:ilvl="6" w:tentative="0">
-      <w:start w:val="1"/>
-      <w:numFmt w:val="decimal"/>
-      <w:lvlText w:val="%7."/>
-      <w:lvlJc w:val="left"/>
-      <w:pPr>
-        <w:ind w:left="5040"/>
-      </w:pPr>
-      <w:rPr>
-        <w:rFonts w:hint="default" w:ascii="Times New Roman" w:hAnsi="Times New Roman" w:cs="Times New Roman"/>
-      </w:rPr>
-    </w:lvl>
-    <w:lvl w:ilvl="7" w:tentative="0">
-      <w:start w:val="1"/>
-      <w:numFmt w:val="decimal"/>
-      <w:lvlText w:val="%8."/>
-      <w:lvlJc w:val="left"/>
-      <w:pPr>
-        <w:ind w:left="5760"/>
-      </w:pPr>
-      <w:rPr>
-        <w:rFonts w:hint="default" w:ascii="Times New Roman" w:hAnsi="Times New Roman" w:cs="Times New Roman"/>
-      </w:rPr>
-    </w:lvl>
-    <w:lvl w:ilvl="8" w:tentative="0">
-      <w:start w:val="1"/>
-      <w:numFmt w:val="decimal"/>
-      <w:lvlText w:val="%9."/>
-      <w:lvlJc w:val="left"/>
-      <w:pPr>
-        <w:ind w:left="6480"/>
-      </w:pPr>
-      <w:rPr>
-        <w:rFonts w:hint="default" w:ascii="Times New Roman" w:hAnsi="Times New Roman" w:cs="Times New Roman"/>
-      </w:rPr>
-    </w:lvl>
-  </w:abstractNum>
-  <w:num w:numId="1">
-    <w:abstractNumId w:val="0"/>
-  </w:num>
-</w:numbering>
-</file>
-
 <file path=word/styles.xml><?xml version="1.0" encoding="utf-8"?>
 <w:styles xmlns:mc="http://schemas.openxmlformats.org/markup-compatibility/2006" xmlns:o="urn:schemas-microsoft-com:office:office" xmlns:r="http://schemas.openxmlformats.org/officeDocument/2006/relationships" xmlns:m="http://schemas.openxmlformats.org/officeDocument/2006/math" xmlns:v="urn:schemas-microsoft-com:vml" xmlns:w="http://schemas.openxmlformats.org/wordprocessingml/2006/main" xmlns:w14="http://schemas.microsoft.com/office/word/2010/wordml" xmlns:w10="urn:schemas-microsoft-com:office:word" xmlns:sl="http://schemas.openxmlformats.org/schemaLibrary/2006/main" xmlns:wpsCustomData="http://www.wps.cn/officeDocument/2013/wpsCustomData" mc:Ignorable="w14">
   <w:docDefaults>
@@ -1006,13 +884,13 @@
     <w:pPrDefault/>
   </w:docDefaults>
   <w:latentStyles w:count="260" w:defQFormat="0" w:defUnhideWhenUsed="1" w:defSemiHidden="1" w:defUIPriority="99" w:defLockedState="0">
-    <w:lsdException w:uiPriority="99" w:name="Normal"/>
-    <w:lsdException w:unhideWhenUsed="0" w:uiPriority="0" w:semiHidden="0" w:name="heading 1"/>
-    <w:lsdException w:unhideWhenUsed="0" w:uiPriority="0" w:semiHidden="0" w:name="heading 2"/>
-    <w:lsdException w:unhideWhenUsed="0" w:uiPriority="0" w:semiHidden="0" w:name="heading 3"/>
-    <w:lsdException w:unhideWhenUsed="0" w:uiPriority="0" w:semiHidden="0" w:name="heading 4"/>
-    <w:lsdException w:unhideWhenUsed="0" w:uiPriority="0" w:semiHidden="0" w:name="heading 5"/>
-    <w:lsdException w:unhideWhenUsed="0" w:uiPriority="0" w:semiHidden="0" w:name="heading 6"/>
+    <w:lsdException w:qFormat="1" w:uiPriority="99" w:name="Normal"/>
+    <w:lsdException w:qFormat="1" w:unhideWhenUsed="0" w:uiPriority="0" w:semiHidden="0" w:name="heading 1"/>
+    <w:lsdException w:qFormat="1" w:unhideWhenUsed="0" w:uiPriority="0" w:semiHidden="0" w:name="heading 2"/>
+    <w:lsdException w:qFormat="1" w:unhideWhenUsed="0" w:uiPriority="0" w:semiHidden="0" w:name="heading 3"/>
+    <w:lsdException w:qFormat="1" w:unhideWhenUsed="0" w:uiPriority="0" w:semiHidden="0" w:name="heading 4"/>
+    <w:lsdException w:qFormat="1" w:unhideWhenUsed="0" w:uiPriority="0" w:semiHidden="0" w:name="heading 5"/>
+    <w:lsdException w:qFormat="1" w:unhideWhenUsed="0" w:uiPriority="0" w:semiHidden="0" w:name="heading 6"/>
     <w:lsdException w:unhideWhenUsed="0" w:uiPriority="0" w:semiHidden="0" w:name="heading 7"/>
     <w:lsdException w:unhideWhenUsed="0" w:uiPriority="0" w:semiHidden="0" w:name="heading 8"/>
     <w:lsdException w:unhideWhenUsed="0" w:uiPriority="0" w:semiHidden="0" w:name="heading 9"/>
@@ -1071,7 +949,7 @@
     <w:lsdException w:unhideWhenUsed="0" w:uiPriority="0" w:semiHidden="0" w:name="Title"/>
     <w:lsdException w:unhideWhenUsed="0" w:uiPriority="0" w:semiHidden="0" w:name="Closing"/>
     <w:lsdException w:unhideWhenUsed="0" w:uiPriority="0" w:semiHidden="0" w:name="Signature"/>
-    <w:lsdException w:uiPriority="99" w:name="Default Paragraph Font"/>
+    <w:lsdException w:qFormat="1" w:uiPriority="99" w:name="Default Paragraph Font"/>
     <w:lsdException w:unhideWhenUsed="0" w:uiPriority="0" w:semiHidden="0" w:name="Body Text"/>
     <w:lsdException w:unhideWhenUsed="0" w:uiPriority="0" w:semiHidden="0" w:name="Body Text Indent"/>
     <w:lsdException w:unhideWhenUsed="0" w:uiPriority="0" w:semiHidden="0" w:name="List Continue"/>
@@ -1098,18 +976,18 @@
     <w:lsdException w:unhideWhenUsed="0" w:uiPriority="0" w:semiHidden="0" w:name="Document Map"/>
     <w:lsdException w:unhideWhenUsed="0" w:uiPriority="0" w:semiHidden="0" w:name="Plain Text"/>
     <w:lsdException w:unhideWhenUsed="0" w:uiPriority="0" w:semiHidden="0" w:name="E-mail Signature"/>
-    <w:lsdException w:unhideWhenUsed="0" w:uiPriority="0" w:semiHidden="0" w:name="Normal (Web)"/>
+    <w:lsdException w:qFormat="1" w:unhideWhenUsed="0" w:uiPriority="0" w:semiHidden="0" w:name="Normal (Web)"/>
     <w:lsdException w:unhideWhenUsed="0" w:uiPriority="0" w:semiHidden="0" w:name="HTML Acronym"/>
     <w:lsdException w:unhideWhenUsed="0" w:uiPriority="0" w:semiHidden="0" w:name="HTML Address"/>
     <w:lsdException w:unhideWhenUsed="0" w:uiPriority="0" w:semiHidden="0" w:name="HTML Cite"/>
     <w:lsdException w:unhideWhenUsed="0" w:uiPriority="0" w:semiHidden="0" w:name="HTML Code"/>
     <w:lsdException w:unhideWhenUsed="0" w:uiPriority="0" w:semiHidden="0" w:name="HTML Definition"/>
     <w:lsdException w:unhideWhenUsed="0" w:uiPriority="0" w:semiHidden="0" w:name="HTML Keyboard"/>
-    <w:lsdException w:unhideWhenUsed="0" w:uiPriority="0" w:semiHidden="0" w:name="HTML Preformatted"/>
+    <w:lsdException w:qFormat="1" w:unhideWhenUsed="0" w:uiPriority="0" w:semiHidden="0" w:name="HTML Preformatted"/>
     <w:lsdException w:unhideWhenUsed="0" w:uiPriority="0" w:semiHidden="0" w:name="HTML Sample"/>
     <w:lsdException w:unhideWhenUsed="0" w:uiPriority="0" w:semiHidden="0" w:name="HTML Typewriter"/>
     <w:lsdException w:unhideWhenUsed="0" w:uiPriority="0" w:semiHidden="0" w:name="HTML Variable"/>
-    <w:lsdException w:uiPriority="99" w:name="Normal Table"/>
+    <w:lsdException w:qFormat="1" w:uiPriority="99" w:name="Normal Table"/>
     <w:lsdException w:unhideWhenUsed="0" w:uiPriority="0" w:semiHidden="0" w:name="annotation subject"/>
     <w:lsdException w:uiPriority="99" w:name="Table Simple 1"/>
     <w:lsdException w:uiPriority="99" w:name="Table Simple 2"/>
@@ -1161,6 +1039,7 @@
     <w:name w:val="Normal"/>
     <w:semiHidden/>
     <w:unhideWhenUsed/>
+    <w:qFormat/>
     <w:uiPriority w:val="99"/>
     <w:pPr>
       <w:spacing w:before="0" w:beforeAutospacing="0" w:after="0" w:afterAutospacing="0"/>
@@ -1178,6 +1057,7 @@
   <w:style w:type="paragraph" w:styleId="2">
     <w:name w:val="heading 1"/>
     <w:next w:val="1"/>
+    <w:qFormat/>
     <w:uiPriority w:val="0"/>
     <w:pPr>
       <w:spacing w:before="0" w:beforeAutospacing="1" w:after="0" w:afterAutospacing="1"/>
@@ -1196,6 +1076,7 @@
   <w:style w:type="paragraph" w:styleId="3">
     <w:name w:val="heading 2"/>
     <w:next w:val="1"/>
+    <w:qFormat/>
     <w:uiPriority w:val="0"/>
     <w:pPr>
       <w:spacing w:before="0" w:beforeAutospacing="1" w:after="0" w:afterAutospacing="1"/>
@@ -1216,6 +1097,7 @@
   <w:style w:type="paragraph" w:styleId="4">
     <w:name w:val="heading 3"/>
     <w:next w:val="1"/>
+    <w:qFormat/>
     <w:uiPriority w:val="0"/>
     <w:pPr>
       <w:spacing w:before="0" w:beforeAutospacing="1" w:after="0" w:afterAutospacing="1"/>
@@ -1234,6 +1116,7 @@
   <w:style w:type="paragraph" w:styleId="5">
     <w:name w:val="heading 4"/>
     <w:next w:val="1"/>
+    <w:qFormat/>
     <w:uiPriority w:val="0"/>
     <w:pPr>
       <w:spacing w:before="0" w:beforeAutospacing="1" w:after="0" w:afterAutospacing="1"/>
@@ -1252,6 +1135,7 @@
   <w:style w:type="paragraph" w:styleId="6">
     <w:name w:val="heading 5"/>
     <w:next w:val="1"/>
+    <w:qFormat/>
     <w:uiPriority w:val="0"/>
     <w:pPr>
       <w:spacing w:before="0" w:beforeAutospacing="1" w:after="0" w:afterAutospacing="1"/>
@@ -1272,6 +1156,7 @@
   <w:style w:type="paragraph" w:styleId="7">
     <w:name w:val="heading 6"/>
     <w:next w:val="1"/>
+    <w:qFormat/>
     <w:uiPriority w:val="0"/>
     <w:pPr>
       <w:spacing w:before="0" w:beforeAutospacing="1" w:after="0" w:afterAutospacing="1"/>
@@ -1291,12 +1176,14 @@
     <w:name w:val="Default Paragraph Font"/>
     <w:semiHidden/>
     <w:unhideWhenUsed/>
+    <w:qFormat/>
     <w:uiPriority w:val="99"/>
   </w:style>
   <w:style w:type="table" w:default="1" w:styleId="9">
     <w:name w:val="Normal Table"/>
     <w:semiHidden/>
     <w:unhideWhenUsed/>
+    <w:qFormat/>
     <w:uiPriority w:val="99"/>
     <w:pPr>
       <w:keepNext w:val="0"/>
@@ -1309,10 +1196,18 @@
     <w:rPr>
       <w:rFonts w:hint="default" w:ascii="Times New Roman" w:hAnsi="Times New Roman" w:cs="Times New Roman"/>
     </w:rPr>
-    <w:tblPr/>
+    <w:tblPr>
+      <w:tblCellMar>
+        <w:top w:w="0" w:type="dxa"/>
+        <w:left w:w="108" w:type="dxa"/>
+        <w:bottom w:w="0" w:type="dxa"/>
+        <w:right w:w="108" w:type="dxa"/>
+      </w:tblCellMar>
+    </w:tblPr>
   </w:style>
   <w:style w:type="paragraph" w:styleId="10">
     <w:name w:val="Normal (Web)"/>
+    <w:qFormat/>
     <w:uiPriority w:val="0"/>
     <w:pPr>
       <w:spacing w:before="0" w:beforeAutospacing="1" w:after="0" w:afterAutospacing="1"/>
@@ -1327,6 +1222,7 @@
   </w:style>
   <w:style w:type="paragraph" w:styleId="11">
     <w:name w:val="HTML Preformatted"/>
+    <w:qFormat/>
     <w:uiPriority w:val="0"/>
     <w:pPr>
       <w:tabs>
@@ -1359,6 +1255,7 @@
   </w:style>
   <w:style w:type="paragraph" w:customStyle="1" w:styleId="12">
     <w:name w:val="Стандартный HTML Char"/>
+    <w:qFormat/>
     <w:uiPriority w:val="0"/>
     <w:pPr>
       <w:tabs>
@@ -1393,6 +1290,7 @@
   </w:style>
   <w:style w:type="character" w:customStyle="1" w:styleId="13">
     <w:name w:val="16"/>
+    <w:qFormat/>
     <w:uiPriority w:val="0"/>
     <w:rPr>
       <w:rFonts w:hint="default" w:ascii="Times New Roman" w:hAnsi="Times New Roman" w:cs="Times New Roman"/>
@@ -1402,6 +1300,7 @@
   </w:style>
   <w:style w:type="character" w:customStyle="1" w:styleId="14">
     <w:name w:val="15"/>
+    <w:qFormat/>
     <w:uiPriority w:val="0"/>
     <w:rPr>
       <w:rFonts w:hint="default" w:ascii="Times New Roman" w:hAnsi="Times New Roman" w:cs="Times New Roman"/>
@@ -1411,6 +1310,7 @@
   </w:style>
   <w:style w:type="character" w:customStyle="1" w:styleId="15">
     <w:name w:val="10"/>
+    <w:qFormat/>
     <w:uiPriority w:val="0"/>
     <w:rPr>
       <w:rFonts w:hint="default" w:ascii="Times New Roman" w:hAnsi="Times New Roman" w:cs="Times New Roman"/>
@@ -1418,6 +1318,7 @@
   </w:style>
   <w:style w:type="paragraph" w:customStyle="1" w:styleId="16">
     <w:name w:val="Обычный (веб) Char"/>
+    <w:qFormat/>
     <w:uiPriority w:val="0"/>
     <w:pPr>
       <w:spacing w:before="0" w:beforeAutospacing="1" w:after="0" w:afterAutospacing="1"/>
